--- a/resume/roles/ai-software-engineer/Archit_Agrawal_AI_Software_Engineer.docx
+++ b/resume/roles/ai-software-engineer/Archit_Agrawal_AI_Software_Engineer.docx
@@ -29,7 +29,7 @@
           <w:szCs w:val="17"/>
           <w:color w:val="111111"/>
         </w:rPr>
-        <w:t xml:space="preserve">Phoenix, AZ</w:t>
+        <w:t xml:space="preserve">San Francisco Bay Area</w:t>
       </w:r>
       <w:r>
         <w:rPr>
@@ -432,7 +432,7 @@
           <w:b/>
           <w:color w:val="111111"/>
         </w:rPr>
-        <w:t xml:space="preserve">07/2025 - 05/2026</w:t>
+        <w:t xml:space="preserve">07/2025 - 06/2026</w:t>
       </w:r>
     </w:p>
     <w:p>
@@ -1189,7 +1189,7 @@
           <w:szCs w:val="18"/>
           <w:color w:val="111111"/>
         </w:rPr>
-        <w:t xml:space="preserve">Reverse-engineered an undocumented utility portal into a read-only TypeScript MCP server with Zod-validated tool schemas, normalized meter data and typed errors an agent can act on.</w:t>
+        <w:t xml:space="preserve">Built a Python MCP server on FastMCP that logs into an undocumented utility portal and gives AI agents 7 tools and 4 analysis prompts for billing, usage, payments and outages, with a one-click setup wizard.</w:t>
       </w:r>
     </w:p>
     <w:p>

--- a/resume/roles/ai-software-engineer/Archit_Agrawal_AI_Software_Engineer.docx
+++ b/resume/roles/ai-software-engineer/Archit_Agrawal_AI_Software_Engineer.docx
@@ -239,7 +239,7 @@
           <w:szCs w:val="21"/>
           <w:color w:val="111111"/>
         </w:rPr>
-        <w:t xml:space="preserve">Own architecture and delivery of an AI survey analytics platform on AWS Bedrock and Step Functions, with cited answers and deterministic calculations.</w:t>
+        <w:t xml:space="preserve">Own architecture and delivery of an AI analytics platform for any structured dataset on AWS Bedrock and Step Functions, with cited answers and deterministic calculations.</w:t>
       </w:r>
     </w:p>
     <w:p>
@@ -272,7 +272,7 @@
           <w:szCs w:val="21"/>
           <w:color w:val="111111"/>
         </w:rPr>
-        <w:t xml:space="preserve">Built a survey analytics application with a Nuxt frontend and NestJS backend, sharing TypeScript contracts across 70 API routes.</w:t>
+        <w:t xml:space="preserve">Built the platform's web application with a Nuxt frontend and NestJS backend, sharing TypeScript contracts across 70 API routes.</w:t>
       </w:r>
     </w:p>
     <w:p>
@@ -338,7 +338,7 @@
           <w:szCs w:val="21"/>
           <w:color w:val="111111"/>
         </w:rPr>
-        <w:t xml:space="preserve">Cut incorrect answers 85% in an evaluation against 164 published survey figures by adding answer verification before display.</w:t>
+        <w:t xml:space="preserve">Cut incorrect answers 85% in an evaluation against 164 published benchmark figures by adding answer verification before display.</w:t>
       </w:r>
     </w:p>
     <w:p>
@@ -843,7 +843,7 @@
           <w:i/>
           <w:color w:val="111111"/>
         </w:rPr>
-        <w:t xml:space="preserve">Software Engineer | Intern Jan–Jun 2022; engineer Jun 2022–Jul 2023</w:t>
+        <w:t xml:space="preserve">Software Engineer</w:t>
       </w:r>
       <w:r>
         <w:tab/>

--- a/resume/roles/ai-software-engineer/Archit_Agrawal_AI_Software_Engineer.docx
+++ b/resume/roles/ai-software-engineer/Archit_Agrawal_AI_Software_Engineer.docx
@@ -10,8 +10,8 @@
       <w:r>
         <w:rPr>
           <w:rFonts w:ascii="Lato" w:hAnsi="Lato" w:cs="Lato"/>
-          <w:sz w:val="30"/>
-          <w:szCs w:val="30"/>
+          <w:sz w:val="36"/>
+          <w:szCs w:val="36"/>
           <w:color w:val="111111"/>
         </w:rPr>
         <w:t xml:space="preserve">ARCHIT AGRAWAL</w:t>
@@ -132,7 +132,7 @@
         <w:pBdr>
           <w:bottom w:val="single" w:sz="4" w:space="1" w:color="999999"/>
         </w:pBdr>
-        <w:spacing w:before="140" w:after="40" w:line="240" w:lineRule="auto"/>
+        <w:spacing w:before="120" w:after="40" w:line="240" w:lineRule="auto"/>
       </w:pPr>
       <w:r>
         <w:rPr>
@@ -151,7 +151,7 @@
         <w:tabs>
           <w:tab w:val="right" w:pos="10656"/>
         </w:tabs>
-        <w:spacing w:before="80" w:after="0" w:line="240" w:lineRule="auto"/>
+        <w:spacing w:before="60" w:after="0" w:line="248" w:lineRule="exact"/>
       </w:pPr>
       <w:r>
         <w:rPr>
@@ -183,7 +183,7 @@
         <w:tabs>
           <w:tab w:val="right" w:pos="10656"/>
         </w:tabs>
-        <w:spacing w:before="0" w:after="10" w:line="240" w:lineRule="auto"/>
+        <w:spacing w:before="0" w:after="10" w:line="248" w:lineRule="exact"/>
       </w:pPr>
       <w:r>
         <w:rPr>
@@ -211,7 +211,7 @@
     </w:p>
     <w:p>
       <w:pPr>
-        <w:spacing w:before="0" w:after="10" w:line="240" w:lineRule="auto"/>
+        <w:spacing w:before="0" w:after="10" w:line="248" w:lineRule="exact"/>
         <w:ind w:left="200" w:hanging="200"/>
       </w:pPr>
       <w:r>
@@ -244,7 +244,7 @@
     </w:p>
     <w:p>
       <w:pPr>
-        <w:spacing w:before="0" w:after="10" w:line="240" w:lineRule="auto"/>
+        <w:spacing w:before="0" w:after="10" w:line="248" w:lineRule="exact"/>
         <w:ind w:left="200" w:hanging="200"/>
       </w:pPr>
       <w:r>
@@ -277,7 +277,7 @@
     </w:p>
     <w:p>
       <w:pPr>
-        <w:spacing w:before="0" w:after="10" w:line="240" w:lineRule="auto"/>
+        <w:spacing w:before="0" w:after="10" w:line="248" w:lineRule="exact"/>
         <w:ind w:left="200" w:hanging="200"/>
       </w:pPr>
       <w:r>
@@ -310,7 +310,7 @@
     </w:p>
     <w:p>
       <w:pPr>
-        <w:spacing w:before="0" w:after="10" w:line="240" w:lineRule="auto"/>
+        <w:spacing w:before="0" w:after="10" w:line="248" w:lineRule="exact"/>
         <w:ind w:left="200" w:hanging="200"/>
       </w:pPr>
       <w:r>
@@ -347,7 +347,7 @@
         <w:tabs>
           <w:tab w:val="right" w:pos="10656"/>
         </w:tabs>
-        <w:spacing w:before="80" w:after="0" w:line="240" w:lineRule="auto"/>
+        <w:spacing w:before="60" w:after="0" w:line="248" w:lineRule="exact"/>
       </w:pPr>
       <w:r>
         <w:rPr>
@@ -379,7 +379,7 @@
         <w:tabs>
           <w:tab w:val="right" w:pos="10656"/>
         </w:tabs>
-        <w:spacing w:before="0" w:after="10" w:line="240" w:lineRule="auto"/>
+        <w:spacing w:before="0" w:after="10" w:line="248" w:lineRule="exact"/>
       </w:pPr>
       <w:r>
         <w:rPr>
@@ -407,7 +407,7 @@
     </w:p>
     <w:p>
       <w:pPr>
-        <w:spacing w:before="0" w:after="10" w:line="240" w:lineRule="auto"/>
+        <w:spacing w:before="0" w:after="10" w:line="248" w:lineRule="exact"/>
         <w:ind w:left="200" w:hanging="200"/>
       </w:pPr>
       <w:r>
@@ -440,7 +440,7 @@
     </w:p>
     <w:p>
       <w:pPr>
-        <w:spacing w:before="0" w:after="10" w:line="240" w:lineRule="auto"/>
+        <w:spacing w:before="0" w:after="10" w:line="248" w:lineRule="exact"/>
         <w:ind w:left="200" w:hanging="200"/>
       </w:pPr>
       <w:r>
@@ -477,7 +477,7 @@
         <w:tabs>
           <w:tab w:val="right" w:pos="10656"/>
         </w:tabs>
-        <w:spacing w:before="80" w:after="0" w:line="240" w:lineRule="auto"/>
+        <w:spacing w:before="60" w:after="0" w:line="248" w:lineRule="exact"/>
       </w:pPr>
       <w:r>
         <w:rPr>
@@ -509,7 +509,7 @@
         <w:tabs>
           <w:tab w:val="right" w:pos="10656"/>
         </w:tabs>
-        <w:spacing w:before="0" w:after="10" w:line="240" w:lineRule="auto"/>
+        <w:spacing w:before="0" w:after="10" w:line="248" w:lineRule="exact"/>
       </w:pPr>
       <w:r>
         <w:rPr>
@@ -537,7 +537,7 @@
     </w:p>
     <w:p>
       <w:pPr>
-        <w:spacing w:before="0" w:after="10" w:line="240" w:lineRule="auto"/>
+        <w:spacing w:before="0" w:after="10" w:line="248" w:lineRule="exact"/>
         <w:ind w:left="200" w:hanging="200"/>
       </w:pPr>
       <w:r>
@@ -570,7 +570,7 @@
     </w:p>
     <w:p>
       <w:pPr>
-        <w:spacing w:before="0" w:after="10" w:line="240" w:lineRule="auto"/>
+        <w:spacing w:before="0" w:after="10" w:line="248" w:lineRule="exact"/>
         <w:ind w:left="200" w:hanging="200"/>
       </w:pPr>
       <w:r>
@@ -607,7 +607,7 @@
         <w:tabs>
           <w:tab w:val="right" w:pos="10656"/>
         </w:tabs>
-        <w:spacing w:before="80" w:after="0" w:line="240" w:lineRule="auto"/>
+        <w:spacing w:before="60" w:after="0" w:line="248" w:lineRule="exact"/>
       </w:pPr>
       <w:r>
         <w:rPr>
@@ -639,7 +639,7 @@
         <w:tabs>
           <w:tab w:val="right" w:pos="10656"/>
         </w:tabs>
-        <w:spacing w:before="0" w:after="10" w:line="240" w:lineRule="auto"/>
+        <w:spacing w:before="0" w:after="10" w:line="248" w:lineRule="exact"/>
       </w:pPr>
       <w:r>
         <w:rPr>
@@ -667,7 +667,7 @@
     </w:p>
     <w:p>
       <w:pPr>
-        <w:spacing w:before="0" w:after="10" w:line="240" w:lineRule="auto"/>
+        <w:spacing w:before="0" w:after="10" w:line="248" w:lineRule="exact"/>
         <w:ind w:left="200" w:hanging="200"/>
       </w:pPr>
       <w:r>
@@ -704,7 +704,7 @@
         <w:tabs>
           <w:tab w:val="right" w:pos="10656"/>
         </w:tabs>
-        <w:spacing w:before="80" w:after="0" w:line="240" w:lineRule="auto"/>
+        <w:spacing w:before="60" w:after="0" w:line="248" w:lineRule="exact"/>
       </w:pPr>
       <w:r>
         <w:rPr>
@@ -736,7 +736,7 @@
         <w:tabs>
           <w:tab w:val="right" w:pos="10656"/>
         </w:tabs>
-        <w:spacing w:before="0" w:after="10" w:line="240" w:lineRule="auto"/>
+        <w:spacing w:before="0" w:after="10" w:line="248" w:lineRule="exact"/>
       </w:pPr>
       <w:r>
         <w:rPr>
@@ -764,7 +764,7 @@
     </w:p>
     <w:p>
       <w:pPr>
-        <w:spacing w:before="0" w:after="10" w:line="240" w:lineRule="auto"/>
+        <w:spacing w:before="0" w:after="10" w:line="248" w:lineRule="exact"/>
         <w:ind w:left="200" w:hanging="200"/>
       </w:pPr>
       <w:r>
@@ -801,7 +801,7 @@
         <w:tabs>
           <w:tab w:val="right" w:pos="10656"/>
         </w:tabs>
-        <w:spacing w:before="80" w:after="0" w:line="240" w:lineRule="auto"/>
+        <w:spacing w:before="60" w:after="0" w:line="248" w:lineRule="exact"/>
       </w:pPr>
       <w:r>
         <w:rPr>
@@ -833,7 +833,7 @@
         <w:tabs>
           <w:tab w:val="right" w:pos="10656"/>
         </w:tabs>
-        <w:spacing w:before="0" w:after="10" w:line="240" w:lineRule="auto"/>
+        <w:spacing w:before="0" w:after="10" w:line="248" w:lineRule="exact"/>
       </w:pPr>
       <w:r>
         <w:rPr>
@@ -861,7 +861,7 @@
     </w:p>
     <w:p>
       <w:pPr>
-        <w:spacing w:before="0" w:after="10" w:line="240" w:lineRule="auto"/>
+        <w:spacing w:before="0" w:after="10" w:line="248" w:lineRule="exact"/>
         <w:ind w:left="200" w:hanging="200"/>
       </w:pPr>
       <w:r>
@@ -898,7 +898,7 @@
         <w:pBdr>
           <w:bottom w:val="single" w:sz="4" w:space="1" w:color="999999"/>
         </w:pBdr>
-        <w:spacing w:before="140" w:after="40" w:line="240" w:lineRule="auto"/>
+        <w:spacing w:before="120" w:after="40" w:line="240" w:lineRule="auto"/>
       </w:pPr>
       <w:r>
         <w:rPr>
@@ -917,7 +917,7 @@
         <w:tabs>
           <w:tab w:val="right" w:pos="10656"/>
         </w:tabs>
-        <w:spacing w:before="80" w:after="0" w:line="240" w:lineRule="auto"/>
+        <w:spacing w:before="60" w:after="0" w:line="248" w:lineRule="exact"/>
       </w:pPr>
       <w:r>
         <w:rPr>
@@ -945,7 +945,7 @@
     </w:p>
     <w:p>
       <w:pPr>
-        <w:spacing w:before="0" w:after="10" w:line="240" w:lineRule="auto"/>
+        <w:spacing w:before="0" w:after="10" w:line="248" w:lineRule="exact"/>
         <w:ind w:left="200" w:hanging="200"/>
       </w:pPr>
       <w:r>
@@ -982,7 +982,7 @@
         <w:pBdr>
           <w:bottom w:val="single" w:sz="4" w:space="1" w:color="999999"/>
         </w:pBdr>
-        <w:spacing w:before="140" w:after="40" w:line="240" w:lineRule="auto"/>
+        <w:spacing w:before="120" w:after="40" w:line="240" w:lineRule="auto"/>
       </w:pPr>
       <w:r>
         <w:rPr>
@@ -997,7 +997,7 @@
     </w:p>
     <w:p>
       <w:pPr>
-        <w:spacing w:before="0" w:after="10" w:line="240" w:lineRule="auto"/>
+        <w:spacing w:before="0" w:after="10" w:line="248" w:lineRule="exact"/>
       </w:pPr>
       <w:r>
         <w:rPr>
@@ -1021,7 +1021,7 @@
     </w:p>
     <w:p>
       <w:pPr>
-        <w:spacing w:before="0" w:after="10" w:line="240" w:lineRule="auto"/>
+        <w:spacing w:before="0" w:after="10" w:line="248" w:lineRule="exact"/>
       </w:pPr>
       <w:r>
         <w:rPr>
@@ -1045,7 +1045,7 @@
     </w:p>
     <w:p>
       <w:pPr>
-        <w:spacing w:before="0" w:after="10" w:line="240" w:lineRule="auto"/>
+        <w:spacing w:before="0" w:after="10" w:line="248" w:lineRule="exact"/>
       </w:pPr>
       <w:r>
         <w:rPr>
@@ -1073,7 +1073,7 @@
         <w:pBdr>
           <w:bottom w:val="single" w:sz="4" w:space="1" w:color="999999"/>
         </w:pBdr>
-        <w:spacing w:before="140" w:after="40" w:line="240" w:lineRule="auto"/>
+        <w:spacing w:before="120" w:after="40" w:line="240" w:lineRule="auto"/>
       </w:pPr>
       <w:r>
         <w:rPr>
@@ -1092,7 +1092,7 @@
         <w:tabs>
           <w:tab w:val="right" w:pos="10656"/>
         </w:tabs>
-        <w:spacing w:before="80" w:after="0" w:line="240" w:lineRule="auto"/>
+        <w:spacing w:before="60" w:after="0" w:line="248" w:lineRule="exact"/>
       </w:pPr>
       <w:r>
         <w:rPr>
@@ -1123,7 +1123,7 @@
         <w:tabs>
           <w:tab w:val="right" w:pos="10656"/>
         </w:tabs>
-        <w:spacing w:before="0" w:after="10" w:line="240" w:lineRule="auto"/>
+        <w:spacing w:before="0" w:after="10" w:line="248" w:lineRule="exact"/>
       </w:pPr>
       <w:r>
         <w:rPr>
@@ -1155,7 +1155,7 @@
         <w:tabs>
           <w:tab w:val="right" w:pos="10656"/>
         </w:tabs>
-        <w:spacing w:before="80" w:after="0" w:line="240" w:lineRule="auto"/>
+        <w:spacing w:before="60" w:after="0" w:line="248" w:lineRule="exact"/>
       </w:pPr>
       <w:r>
         <w:rPr>
@@ -1186,7 +1186,7 @@
         <w:tabs>
           <w:tab w:val="right" w:pos="10656"/>
         </w:tabs>
-        <w:spacing w:before="0" w:after="10" w:line="240" w:lineRule="auto"/>
+        <w:spacing w:before="0" w:after="10" w:line="248" w:lineRule="exact"/>
       </w:pPr>
       <w:r>
         <w:rPr>

--- a/resume/roles/ai-software-engineer/Archit_Agrawal_AI_Software_Engineer.docx
+++ b/resume/roles/ai-software-engineer/Archit_Agrawal_AI_Software_Engineer.docx
@@ -239,7 +239,7 @@
           <w:szCs w:val="21"/>
           <w:color w:val="111111"/>
         </w:rPr>
-        <w:t xml:space="preserve">Own architecture and delivery of an AI analytics platform for any structured dataset on AWS Bedrock and Step Functions, with cited answers and deterministic calculations.</w:t>
+        <w:t xml:space="preserve">Own architecture and delivery of an AI analytics platform on AWS Bedrock and Step Functions that turns any structured dataset into cited, code-computed answers.</w:t>
       </w:r>
     </w:p>
     <w:p>
@@ -1146,7 +1146,7 @@
           <w:i/>
           <w:color w:val="111111"/>
         </w:rPr>
-        <w:t xml:space="preserve">Tempe, AZ, USA</w:t>
+        <w:t xml:space="preserve">Tempe, AZ</w:t>
       </w:r>
     </w:p>
     <w:p>
@@ -1209,7 +1209,7 @@
           <w:i/>
           <w:color w:val="111111"/>
         </w:rPr>
-        <w:t xml:space="preserve">India</w:t>
+        <w:t xml:space="preserve">Gandhinagar, India</w:t>
       </w:r>
     </w:p>
     <w:sectPr>

--- a/resume/roles/ai-software-engineer/Archit_Agrawal_AI_Software_Engineer.docx
+++ b/resume/roles/ai-software-engineer/Archit_Agrawal_AI_Software_Engineer.docx
@@ -370,7 +370,7 @@
           <w:b/>
           <w:color w:val="111111"/>
         </w:rPr>
-        <w:t xml:space="preserve">07/2025 - 06/2026</w:t>
+        <w:t xml:space="preserve">03/2025 - 06/2026</w:t>
       </w:r>
     </w:p>
     <w:p>

--- a/resume/roles/ai-software-engineer/Archit_Agrawal_AI_Software_Engineer.docx
+++ b/resume/roles/ai-software-engineer/Archit_Agrawal_AI_Software_Engineer.docx
@@ -239,7 +239,7 @@
           <w:szCs w:val="21"/>
           <w:color w:val="111111"/>
         </w:rPr>
-        <w:t xml:space="preserve">Own architecture and delivery of an AI analytics platform on AWS Bedrock and Step Functions that turns any structured dataset into cited, code-computed answers.</w:t>
+        <w:t xml:space="preserve">Own a multi-agent LLM platform end to end on AWS Bedrock and Step Functions: 12 tool-calling agents over 76 tools answer questions on any structured dataset, each answer cited to its source rows.</w:t>
       </w:r>
     </w:p>
     <w:p>
@@ -272,7 +272,7 @@
           <w:szCs w:val="21"/>
           <w:color w:val="111111"/>
         </w:rPr>
-        <w:t xml:space="preserve">Built the platform's web application with a Nuxt frontend and NestJS backend, sharing TypeScript contracts across 70 API routes.</w:t>
+        <w:t xml:space="preserve">Built the LLM eval harness: code-scored benchmarks and LLM-as-judge rubrics gate every agent and prompt change; answer verification cut hallucinated figures 85% across 164 published results.</w:t>
       </w:r>
     </w:p>
     <w:p>
@@ -305,7 +305,7 @@
           <w:szCs w:val="21"/>
           <w:color w:val="111111"/>
         </w:rPr>
-        <w:t xml:space="preserve">Reduced AWS pipeline runtime from 500 to 85 seconds by replacing two managed-agent stages with direct tool calls.</w:t>
+        <w:t xml:space="preserve">Built traceability into every LLM run: per-row correlation IDs, versioned outputs and corrections, lineage and replayable runs; structured outputs reached 100% join integrity where 1 in 8 rows used to be mislabeled.</w:t>
       </w:r>
     </w:p>
     <w:p>
@@ -338,7 +338,7 @@
           <w:szCs w:val="21"/>
           <w:color w:val="111111"/>
         </w:rPr>
-        <w:t xml:space="preserve">Cut incorrect answers 85% in an evaluation against 164 published benchmark figures by adding answer verification before display.</w:t>
+        <w:t xml:space="preserve">Cut pipeline latency from 500 to 85 seconds with direct tool calls and held a 19-call run to $0.03 with Bedrock prompt caching, bounding failures and spend with a 5% circuit breaker and per-stage caps.</w:t>
       </w:r>
     </w:p>
     <w:p>
@@ -435,7 +435,7 @@
           <w:szCs w:val="21"/>
           <w:color w:val="111111"/>
         </w:rPr>
-        <w:t xml:space="preserve">Consolidated a 14-Cloud-Function backend into a checkpointed Python/LangGraph workflow on GCP Cloud Run, reducing production service dependencies 64%.</w:t>
+        <w:t xml:space="preserve">Rebuilt a 14-Cloud-Function backend as one durable LangGraph agent workflow on GCP Cloud Run, with checkpointing and human-in-the-loop interrupt and resume, cutting service dependencies 64%.</w:t>
       </w:r>
     </w:p>
     <w:p>
@@ -468,7 +468,40 @@
           <w:szCs w:val="21"/>
           <w:color w:val="111111"/>
         </w:rPr>
-        <w:t xml:space="preserve">Built FastAPI and Algolia search with sub-50 ms latency, real-time Firestore synchronization, 200+ pytest tests and Logfire tracing.</w:t>
+        <w:t xml:space="preserve">Instrumented LLM observability via Logfire (OpenTelemetry), tracing each run across pause and resume.</w:t>
+      </w:r>
+    </w:p>
+    <w:p>
+      <w:pPr>
+        <w:spacing w:before="0" w:after="10" w:line="248" w:lineRule="exact"/>
+        <w:ind w:left="200" w:hanging="200"/>
+      </w:pPr>
+      <w:r>
+        <w:rPr>
+          <w:rFonts w:ascii="Lato" w:hAnsi="Lato" w:cs="Lato"/>
+          <w:sz w:val="21"/>
+          <w:szCs w:val="21"/>
+          <w:color w:val="111111"/>
+        </w:rPr>
+        <w:t xml:space="preserve">•</w:t>
+      </w:r>
+      <w:r>
+        <w:rPr>
+          <w:rFonts w:ascii="Lato" w:hAnsi="Lato" w:cs="Lato"/>
+          <w:sz w:val="21"/>
+          <w:szCs w:val="21"/>
+          <w:color w:val="111111"/>
+        </w:rPr>
+        <w:t xml:space="preserve">  </w:t>
+      </w:r>
+      <w:r>
+        <w:rPr>
+          <w:rFonts w:ascii="Lato" w:hAnsi="Lato" w:cs="Lato"/>
+          <w:sz w:val="21"/>
+          <w:szCs w:val="21"/>
+          <w:color w:val="111111"/>
+        </w:rPr>
+        <w:t xml:space="preserve">Lifted dataset accuracy 25% with Gemini entity resolution, scored by LLM-as-judge, over 70,000+ records a day.</w:t>
       </w:r>
     </w:p>
     <w:p>
@@ -565,7 +598,7 @@
           <w:szCs w:val="21"/>
           <w:color w:val="111111"/>
         </w:rPr>
-        <w:t xml:space="preserve">Built a multi-tenant course assistant from React UI to retrieval services, used by 1,000+ faculty creating courses for 60,000+ students.</w:t>
+        <w:t xml:space="preserve">Shipped a multi-tenant RAG assistant to 1,000+ faculty building courses for 60,000+ students, with hybrid vector and keyword search, section-aware chunking and a source citation on every answer.</w:t>
       </w:r>
     </w:p>
     <w:p>
@@ -598,7 +631,7 @@
           <w:szCs w:val="21"/>
           <w:color w:val="111111"/>
         </w:rPr>
-        <w:t xml:space="preserve">Established Prompt Flow release checks for groundedness, relevance and coherence, evaluating prompt changes against measured results before deployment.</w:t>
+        <w:t xml:space="preserve">Gated every prompt release on Prompt Flow LLM-as-judge evals for groundedness, relevance and coherence.</w:t>
       </w:r>
     </w:p>
     <w:p>
@@ -1031,40 +1064,64 @@
           <w:b/>
           <w:color w:val="111111"/>
         </w:rPr>
-        <w:t xml:space="preserve">AI &amp; Data: </w:t>
-      </w:r>
-      <w:r>
-        <w:rPr>
-          <w:rFonts w:ascii="Lato" w:hAnsi="Lato" w:cs="Lato"/>
-          <w:sz w:val="21"/>
-          <w:szCs w:val="21"/>
-          <w:color w:val="111111"/>
-        </w:rPr>
-        <w:t xml:space="preserve">LangGraph, RAG, LLM evaluation, MCP, PostgreSQL, pgvector, Neo4j</w:t>
-      </w:r>
-    </w:p>
-    <w:p>
-      <w:pPr>
-        <w:spacing w:before="0" w:after="10" w:line="248" w:lineRule="exact"/>
-      </w:pPr>
-      <w:r>
-        <w:rPr>
-          <w:rFonts w:ascii="Lato" w:hAnsi="Lato" w:cs="Lato"/>
-          <w:sz w:val="21"/>
-          <w:szCs w:val="21"/>
-          <w:b/>
-          <w:color w:val="111111"/>
-        </w:rPr>
-        <w:t xml:space="preserve">Cloud &amp; Quality: </w:t>
-      </w:r>
-      <w:r>
-        <w:rPr>
-          <w:rFonts w:ascii="Lato" w:hAnsi="Lato" w:cs="Lato"/>
-          <w:sz w:val="21"/>
-          <w:szCs w:val="21"/>
-          <w:color w:val="111111"/>
-        </w:rPr>
-        <w:t xml:space="preserve">AWS Bedrock, Step Functions, GCP Cloud Run, Docker, pytest</w:t>
+        <w:t xml:space="preserve">AI Engineering: </w:t>
+      </w:r>
+      <w:r>
+        <w:rPr>
+          <w:rFonts w:ascii="Lato" w:hAnsi="Lato" w:cs="Lato"/>
+          <w:sz w:val="21"/>
+          <w:szCs w:val="21"/>
+          <w:color w:val="111111"/>
+        </w:rPr>
+        <w:t xml:space="preserve">Multi-agent systems, tool calling, RAG, GraphRAG, hybrid search, LLM evals, LLM-as-judge, structured outputs, guardrails, prompt caching</w:t>
+      </w:r>
+    </w:p>
+    <w:p>
+      <w:pPr>
+        <w:spacing w:before="0" w:after="10" w:line="248" w:lineRule="exact"/>
+      </w:pPr>
+      <w:r>
+        <w:rPr>
+          <w:rFonts w:ascii="Lato" w:hAnsi="Lato" w:cs="Lato"/>
+          <w:sz w:val="21"/>
+          <w:szCs w:val="21"/>
+          <w:b/>
+          <w:color w:val="111111"/>
+        </w:rPr>
+        <w:t xml:space="preserve">Frameworks &amp; Data: </w:t>
+      </w:r>
+      <w:r>
+        <w:rPr>
+          <w:rFonts w:ascii="Lato" w:hAnsi="Lato" w:cs="Lato"/>
+          <w:sz w:val="21"/>
+          <w:szCs w:val="21"/>
+          <w:color w:val="111111"/>
+        </w:rPr>
+        <w:t xml:space="preserve">AWS Bedrock, LangGraph, MCP, PostgreSQL, pgvector, Neo4j, DuckDB</w:t>
+      </w:r>
+    </w:p>
+    <w:p>
+      <w:pPr>
+        <w:spacing w:before="0" w:after="10" w:line="248" w:lineRule="exact"/>
+      </w:pPr>
+      <w:r>
+        <w:rPr>
+          <w:rFonts w:ascii="Lato" w:hAnsi="Lato" w:cs="Lato"/>
+          <w:sz w:val="21"/>
+          <w:szCs w:val="21"/>
+          <w:b/>
+          <w:color w:val="111111"/>
+        </w:rPr>
+        <w:t xml:space="preserve">Cloud &amp; Observability: </w:t>
+      </w:r>
+      <w:r>
+        <w:rPr>
+          <w:rFonts w:ascii="Lato" w:hAnsi="Lato" w:cs="Lato"/>
+          <w:sz w:val="21"/>
+          <w:szCs w:val="21"/>
+          <w:color w:val="111111"/>
+        </w:rPr>
+        <w:t xml:space="preserve">AWS Step Functions, GCP Cloud Run, Logfire, OpenTelemetry, Docker, pytest</w:t>
       </w:r>
     </w:p>
     <w:p>

--- a/resume/roles/ai-software-engineer/Archit_Agrawal_AI_Software_Engineer.docx
+++ b/resume/roles/ai-software-engineer/Archit_Agrawal_AI_Software_Engineer.docx
@@ -1049,7 +1049,7 @@
           <w:szCs w:val="21"/>
           <w:color w:val="111111"/>
         </w:rPr>
-        <w:t xml:space="preserve">Python, TypeScript, SQL, FastAPI, NestJS</w:t>
+        <w:t xml:space="preserve">Python, TypeScript, SQL, FastAPI, NestJS, REST APIs</w:t>
       </w:r>
     </w:p>
     <w:p>
@@ -1073,55 +1073,55 @@
           <w:szCs w:val="21"/>
           <w:color w:val="111111"/>
         </w:rPr>
-        <w:t xml:space="preserve">Multi-agent systems, tool calling, RAG, GraphRAG, hybrid search, LLM evals, LLM-as-judge, structured outputs, guardrails, prompt caching</w:t>
-      </w:r>
-    </w:p>
-    <w:p>
-      <w:pPr>
-        <w:spacing w:before="0" w:after="10" w:line="248" w:lineRule="exact"/>
-      </w:pPr>
-      <w:r>
-        <w:rPr>
-          <w:rFonts w:ascii="Lato" w:hAnsi="Lato" w:cs="Lato"/>
-          <w:sz w:val="21"/>
-          <w:szCs w:val="21"/>
-          <w:b/>
-          <w:color w:val="111111"/>
-        </w:rPr>
-        <w:t xml:space="preserve">Frameworks &amp; Data: </w:t>
-      </w:r>
-      <w:r>
-        <w:rPr>
-          <w:rFonts w:ascii="Lato" w:hAnsi="Lato" w:cs="Lato"/>
-          <w:sz w:val="21"/>
-          <w:szCs w:val="21"/>
-          <w:color w:val="111111"/>
-        </w:rPr>
-        <w:t xml:space="preserve">AWS Bedrock, LangGraph, MCP, PostgreSQL, pgvector, Neo4j, DuckDB</w:t>
-      </w:r>
-    </w:p>
-    <w:p>
-      <w:pPr>
-        <w:spacing w:before="0" w:after="10" w:line="248" w:lineRule="exact"/>
-      </w:pPr>
-      <w:r>
-        <w:rPr>
-          <w:rFonts w:ascii="Lato" w:hAnsi="Lato" w:cs="Lato"/>
-          <w:sz w:val="21"/>
-          <w:szCs w:val="21"/>
-          <w:b/>
-          <w:color w:val="111111"/>
-        </w:rPr>
-        <w:t xml:space="preserve">Cloud &amp; Observability: </w:t>
-      </w:r>
-      <w:r>
-        <w:rPr>
-          <w:rFonts w:ascii="Lato" w:hAnsi="Lato" w:cs="Lato"/>
-          <w:sz w:val="21"/>
-          <w:szCs w:val="21"/>
-          <w:color w:val="111111"/>
-        </w:rPr>
-        <w:t xml:space="preserve">AWS Step Functions, GCP Cloud Run, Logfire, OpenTelemetry, Docker, pytest</w:t>
+        <w:t xml:space="preserve">AI agents, multi-agent systems, tool calling, RAG, GraphRAG, prompt engineering, LLM evals, LLM-as-judge, structured outputs, guardrails, fine-tuning (DPO)</w:t>
+      </w:r>
+    </w:p>
+    <w:p>
+      <w:pPr>
+        <w:spacing w:before="0" w:after="10" w:line="248" w:lineRule="exact"/>
+      </w:pPr>
+      <w:r>
+        <w:rPr>
+          <w:rFonts w:ascii="Lato" w:hAnsi="Lato" w:cs="Lato"/>
+          <w:sz w:val="21"/>
+          <w:szCs w:val="21"/>
+          <w:b/>
+          <w:color w:val="111111"/>
+        </w:rPr>
+        <w:t xml:space="preserve">Models &amp; Frameworks: </w:t>
+      </w:r>
+      <w:r>
+        <w:rPr>
+          <w:rFonts w:ascii="Lato" w:hAnsi="Lato" w:cs="Lato"/>
+          <w:sz w:val="21"/>
+          <w:szCs w:val="21"/>
+          <w:color w:val="111111"/>
+        </w:rPr>
+        <w:t xml:space="preserve">OpenAI, AWS Bedrock, Gemini, LangGraph, LangChain, MCP, PyTorch, Hugging Face</w:t>
+      </w:r>
+    </w:p>
+    <w:p>
+      <w:pPr>
+        <w:spacing w:before="0" w:after="10" w:line="248" w:lineRule="exact"/>
+      </w:pPr>
+      <w:r>
+        <w:rPr>
+          <w:rFonts w:ascii="Lato" w:hAnsi="Lato" w:cs="Lato"/>
+          <w:sz w:val="21"/>
+          <w:szCs w:val="21"/>
+          <w:b/>
+          <w:color w:val="111111"/>
+        </w:rPr>
+        <w:t xml:space="preserve">Data &amp; Cloud: </w:t>
+      </w:r>
+      <w:r>
+        <w:rPr>
+          <w:rFonts w:ascii="Lato" w:hAnsi="Lato" w:cs="Lato"/>
+          <w:sz w:val="21"/>
+          <w:szCs w:val="21"/>
+          <w:color w:val="111111"/>
+        </w:rPr>
+        <w:t xml:space="preserve">pgvector, FAISS, Neo4j, PostgreSQL, AWS, GCP, Docker, Kubernetes, Logfire, OpenTelemetry</w:t>
       </w:r>
     </w:p>
     <w:p>
